--- a/All_Books/08 BEFORE US/Word version/BEFORE_US_zh_A6.docx
+++ b/All_Books/08 BEFORE US/Word version/BEFORE_US_zh_A6.docx
@@ -4063,53 +4063,6 @@
     </w:p>
     <w:p>
       <w:pPr>
-        <w:pStyle w:val="NormalWeb"/>
-        <w:jc w:val="both"/>
-        <w:rPr>
-          <w:rFonts w:ascii="Yu Gothic" w:eastAsia="Yu Gothic" w:hAnsi="Yu Gothic" w:cs="Yu Gothic"/>
-          <w:sz w:val="32"/>
-          <w:szCs w:val="32"/>
-        </w:rPr>
-      </w:pPr>
-      <w:r>
-        <w:rPr>
-          <w:rFonts w:ascii="Yu Gothic" w:eastAsia="Yu Gothic" w:hAnsi="Yu Gothic" w:cs="Yu Gothic" w:hint="eastAsia"/>
-          <w:sz w:val="32"/>
-          <w:szCs w:val="32"/>
-        </w:rPr>
-        <w:t>亞特蘭提斯事件可能並非緊接在諾亞大洪水之前的文明，而是更早之前另一個輝煌卻也充滿悲劇的週期，它位於地球更長的歷史洪流之中。關於它的記憶，儘管模糊，仍透過許多世代、許多文化流傳下來，像一個警示，告誡著當一個社會，無論物質發展到何</w:t>
-      </w:r>
-      <w:r>
-        <w:rPr>
-          <w:rFonts w:ascii="Yu Gothic" w:eastAsia="Yu Gothic" w:hAnsi="Yu Gothic" w:cs="Yu Gothic" w:hint="eastAsia"/>
-          <w:sz w:val="32"/>
-          <w:szCs w:val="32"/>
-        </w:rPr>
-        <w:lastRenderedPageBreak/>
-        <w:t>種程度，一旦失去了道德基石與對神靈的敬仰，可能會發生什麼。</w:t>
-      </w:r>
-    </w:p>
-    <w:p>
-      <w:pPr>
-        <w:pStyle w:val="NormalWeb"/>
-        <w:jc w:val="both"/>
-        <w:rPr>
-          <w:rFonts w:ascii="Yu Gothic" w:eastAsia="Yu Gothic" w:hAnsi="Yu Gothic" w:cs="Yu Gothic"/>
-          <w:sz w:val="32"/>
-          <w:szCs w:val="32"/>
-        </w:rPr>
-      </w:pPr>
-      <w:r>
-        <w:rPr>
-          <w:rFonts w:ascii="Yu Gothic" w:eastAsia="Yu Gothic" w:hAnsi="Yu Gothic" w:cs="Yu Gothic" w:hint="eastAsia"/>
-          <w:sz w:val="32"/>
-          <w:szCs w:val="32"/>
-        </w:rPr>
-        <w:t>那些關於消失的島嶼、沉入大洋深處的城市的故事，都是一個更宏大歷史事實的碎片。亞特蘭提斯是一個典型的例子，是地球漫長史詩中悲壯的一章。</w:t>
-      </w:r>
-    </w:p>
-    <w:p>
-      <w:pPr>
         <w:jc w:val="center"/>
         <w:rPr>
           <w:rFonts w:ascii="Yu Gothic" w:eastAsia="Yu Gothic" w:hAnsi="Yu Gothic" w:cs="Yu Gothic"/>
@@ -4174,8 +4127,16 @@
           <w:sz w:val="32"/>
           <w:szCs w:val="32"/>
         </w:rPr>
-        <w:lastRenderedPageBreak/>
-        <w:t>是的，我剛才拿出iPad快速計算了一下，如果用兩億年除以平均七千年，結果大約是兩萬八千六百個文明週期已經過去了…</w:t>
+        <w:t>是的，我剛才拿出iPad快速計算了一下，如果用兩億年除以平均七千年，</w:t>
+      </w:r>
+      <w:r>
+        <w:rPr>
+          <w:rFonts w:ascii="Yu Gothic" w:eastAsia="Yu Gothic" w:hAnsi="Yu Gothic" w:cs="Yu Gothic" w:hint="eastAsia"/>
+          <w:sz w:val="32"/>
+          <w:szCs w:val="32"/>
+        </w:rPr>
+        <w:lastRenderedPageBreak/>
+        <w:t>結果大約是兩萬八千六百個文明週期已經過去了…</w:t>
       </w:r>
     </w:p>
     <w:p>
@@ -4253,8 +4214,16 @@
           <w:sz w:val="32"/>
           <w:szCs w:val="32"/>
         </w:rPr>
-        <w:lastRenderedPageBreak/>
-        <w:t>傑克剛算出的數字，近三萬個週期，確實是一種讓我們得以想像時間之浩瀚以及地球所經歷的無數興衰的方式。當然，如我們所說，每個週期的長度並不均等，有些週期很短，有些則比那個平均數長得多。宇宙與生命的歷史，並非總是遵循我們那簡單的線性計算。</w:t>
+        <w:t>傑克剛算出的數字，近三萬個週期，確實是一種讓我們得以想像時間之浩瀚以及地球所經歷的無數興衰的方式。</w:t>
+      </w:r>
+      <w:r>
+        <w:rPr>
+          <w:rFonts w:ascii="Yu Gothic" w:eastAsia="Yu Gothic" w:hAnsi="Yu Gothic" w:cs="Yu Gothic" w:hint="eastAsia"/>
+          <w:sz w:val="32"/>
+          <w:szCs w:val="32"/>
+        </w:rPr>
+        <w:lastRenderedPageBreak/>
+        <w:t>當然，如我們所說，每個週期的長度並不均等，有些週期很短，有些則比那個平均數長得多。宇宙與生命的歷史，並非總是遵循我們那簡單的線性計算。</w:t>
       </w:r>
     </w:p>
     <w:p>
@@ -4292,36 +4261,44 @@
           <w:sz w:val="32"/>
           <w:szCs w:val="32"/>
         </w:rPr>
-        <w:lastRenderedPageBreak/>
-        <w:t>在那漫長的歷史洪流中，確實曾有無數文明存在過，每個文明都有其自身的特點、成就及教訓。要一一細數恐怕需要很長的時間，但我可以與您分享一些我「看到」的畫面、幾個典型的例子，那些在我心中留下深刻印象的文明。</w:t>
-      </w:r>
-    </w:p>
-    <w:p>
-      <w:pPr>
-        <w:pStyle w:val="NormalWeb"/>
-        <w:jc w:val="both"/>
-        <w:rPr>
-          <w:rFonts w:ascii="Yu Gothic" w:eastAsia="Yu Gothic" w:hAnsi="Yu Gothic" w:cs="Yu Gothic"/>
-          <w:sz w:val="32"/>
-          <w:szCs w:val="32"/>
-        </w:rPr>
-      </w:pPr>
-      <w:r>
-        <w:rPr>
-          <w:rFonts w:ascii="Yu Gothic" w:eastAsia="Yu Gothic" w:hAnsi="Yu Gothic" w:cs="Yu Gothic" w:hint="eastAsia"/>
-          <w:sz w:val="32"/>
-          <w:szCs w:val="32"/>
-        </w:rPr>
-        <w:t>比如，曾有一個時期，巨人真實地行走在這片土地上。他們並非畸形的生物或怪物，而是一個身形高大的人種，可能比我們現在高出好幾倍。他們有自己的文明，有與其體型相稱的宏偉建築。那些考古學家今日發現化石的</w:t>
-      </w:r>
-      <w:r>
-        <w:rPr>
-          <w:rFonts w:ascii="Yu Gothic" w:eastAsia="Yu Gothic" w:hAnsi="Yu Gothic" w:cs="Yu Gothic" w:hint="eastAsia"/>
-          <w:sz w:val="32"/>
-          <w:szCs w:val="32"/>
-        </w:rPr>
-        <w:lastRenderedPageBreak/>
-        <w:t>巨型恐龍，先生，在那個時期，其中一些物種對這些巨人來說，不過是寵物，甚至是坐騎。他們的文明也基於對能源和自然規律的理解，而這些知識我們今日或許已經遺忘了。</w:t>
+        <w:t>在那漫長的歷史洪流中，確實曾有無數文明存在過，每個文明都有其自身的特點、成就及教訓。要一一細數恐怕需要很長的時間，但我可以與您分</w:t>
+      </w:r>
+      <w:r>
+        <w:rPr>
+          <w:rFonts w:ascii="Yu Gothic" w:eastAsia="Yu Gothic" w:hAnsi="Yu Gothic" w:cs="Yu Gothic" w:hint="eastAsia"/>
+          <w:sz w:val="32"/>
+          <w:szCs w:val="32"/>
+        </w:rPr>
+        <w:lastRenderedPageBreak/>
+        <w:t>享一些我「看到」的畫面、幾個典型的例子，那些在我心中留下深刻印象的文明。</w:t>
+      </w:r>
+    </w:p>
+    <w:p>
+      <w:pPr>
+        <w:pStyle w:val="NormalWeb"/>
+        <w:jc w:val="both"/>
+        <w:rPr>
+          <w:rFonts w:ascii="Yu Gothic" w:eastAsia="Yu Gothic" w:hAnsi="Yu Gothic" w:cs="Yu Gothic"/>
+          <w:sz w:val="32"/>
+          <w:szCs w:val="32"/>
+        </w:rPr>
+      </w:pPr>
+      <w:r>
+        <w:rPr>
+          <w:rFonts w:ascii="Yu Gothic" w:eastAsia="Yu Gothic" w:hAnsi="Yu Gothic" w:cs="Yu Gothic" w:hint="eastAsia"/>
+          <w:sz w:val="32"/>
+          <w:szCs w:val="32"/>
+        </w:rPr>
+        <w:t>比如，曾有一個時期，巨人真實地行走在這片土地上。他們並非畸形的生物或怪物，而是一個身形高大的人種，可能比我們現在高出好幾倍。他們有自己的文明，有與其體型相稱的宏偉建築。那些考古學家今日發現化石的巨型恐龍，先生，在那個時期，其中一些物種對這些巨人來說，不過是寵物，甚至是坐騎。他們的文明也基於</w:t>
+      </w:r>
+      <w:r>
+        <w:rPr>
+          <w:rFonts w:ascii="Yu Gothic" w:eastAsia="Yu Gothic" w:hAnsi="Yu Gothic" w:cs="Yu Gothic" w:hint="eastAsia"/>
+          <w:sz w:val="32"/>
+          <w:szCs w:val="32"/>
+        </w:rPr>
+        <w:lastRenderedPageBreak/>
+        <w:t>對能源和自然規律的理解，而這些知識我們今日或許已經遺忘了。</w:t>
       </w:r>
     </w:p>
     <w:p>
@@ -4359,7 +4336,6 @@
           <w:sz w:val="32"/>
           <w:szCs w:val="32"/>
         </w:rPr>
-        <w:lastRenderedPageBreak/>
         <w:t>還有那些神秘的海底文明，比如人魚，或許我們將來有機會詳談…</w:t>
       </w:r>
     </w:p>
@@ -4379,6 +4355,7 @@
           <w:sz w:val="32"/>
           <w:szCs w:val="32"/>
         </w:rPr>
+        <w:lastRenderedPageBreak/>
         <w:t>當然，也不能不提像我們剛才說的亞特蘭提斯那樣的文明，他們擁有基於晶體和光能的技術，卻因喪失道德而自我毀滅。</w:t>
       </w:r>
     </w:p>
@@ -4417,7 +4394,6 @@
           <w:sz w:val="32"/>
           <w:szCs w:val="32"/>
         </w:rPr>
-        <w:lastRenderedPageBreak/>
         <w:t>〔莫漢先生停下來，輕輕地笑了。〕</w:t>
       </w:r>
     </w:p>
@@ -4437,6 +4413,7 @@
           <w:sz w:val="32"/>
           <w:szCs w:val="32"/>
         </w:rPr>
+        <w:lastRenderedPageBreak/>
         <w:t>每一個那樣的文明，傑克，都是地球這本偉大史書中的一個章節。它們出現、綻放光芒，而後又凋零，留下了教訓與印記，而我們這些後來者，有時必須歷經艱辛才能重新找回並解讀。我所講的只是一些非常粗略的描繪，因為那些文明的豐富與多樣性，實在是超出了我們通常的想像。</w:t>
       </w:r>
     </w:p>
@@ -7019,7 +6996,7 @@
         <w:pStyle w:val="NormalWeb"/>
         <w:jc w:val="both"/>
         <w:rPr>
-          <w:rFonts w:ascii="Yu Gothic" w:eastAsia="Yu Gothic" w:hAnsi="Yu Gothic" w:cs="Yu Gothic"/>
+          <w:rFonts w:ascii="Yu Gothic" w:eastAsiaTheme="minorEastAsia" w:hAnsi="Yu Gothic" w:cs="Yu Gothic"/>
           <w:sz w:val="32"/>
           <w:szCs w:val="32"/>
         </w:rPr>
@@ -7047,47 +7024,29 @@
         <w:pStyle w:val="NormalWeb"/>
         <w:jc w:val="both"/>
         <w:rPr>
-          <w:rFonts w:ascii="Yu Gothic" w:eastAsia="Yu Gothic" w:hAnsi="Yu Gothic" w:cs="Yu Gothic"/>
-          <w:sz w:val="32"/>
-          <w:szCs w:val="32"/>
-        </w:rPr>
-      </w:pPr>
-      <w:r>
-        <w:rPr>
-          <w:rFonts w:ascii="Yu Gothic" w:eastAsia="Yu Gothic" w:hAnsi="Yu Gothic" w:cs="Yu Gothic" w:hint="eastAsia"/>
-          <w:sz w:val="32"/>
-          <w:szCs w:val="32"/>
-        </w:rPr>
-        <w:t>而在那樣的背景下，關於月球命運的問題就變得極其特殊。在舊地球被完全摧毀之前，當時那些最具智慧的賢者、最高深的修煉者，憑藉預知並在神與創世主的指引下，執行了一項非凡的計畫：月球——這艘偉大的宇宙飛船——被操控著暫時脫離地球軌道，移出了毀滅區域。它帶走了文明的精</w:t>
-      </w:r>
-      <w:r>
-        <w:rPr>
-          <w:rFonts w:ascii="Yu Gothic" w:eastAsia="Yu Gothic" w:hAnsi="Yu Gothic" w:cs="Yu Gothic" w:hint="eastAsia"/>
-          <w:sz w:val="32"/>
-          <w:szCs w:val="32"/>
-        </w:rPr>
-        <w:lastRenderedPageBreak/>
-        <w:t>華種子、珍貴的知識，可能還有重要的生命火種，以在大劫難中將其保存下來。</w:t>
-      </w:r>
-    </w:p>
-    <w:p>
-      <w:pPr>
-        <w:pStyle w:val="NormalWeb"/>
-        <w:jc w:val="both"/>
-        <w:rPr>
-          <w:rFonts w:ascii="Yu Gothic" w:eastAsia="Yu Gothic" w:hAnsi="Yu Gothic" w:cs="Yu Gothic"/>
-          <w:sz w:val="32"/>
-          <w:szCs w:val="32"/>
-        </w:rPr>
-      </w:pPr>
-      <w:r>
-        <w:rPr>
-          <w:rFonts w:ascii="Yu Gothic" w:eastAsia="Yu Gothic" w:hAnsi="Yu Gothic" w:cs="Yu Gothic" w:hint="eastAsia"/>
-          <w:sz w:val="32"/>
-          <w:szCs w:val="32"/>
-        </w:rPr>
-        <w:t>在舊地球被徹底摧毀，一個新地球被再造，開啟第二個大週期之後，月球，依循著奇妙的安排並在恰當的時機，回到了它的軌道位置，繼續其輔助這個新的藍色星球上生命的使命。</w:t>
-      </w:r>
+          <w:rFonts w:ascii="Yu Gothic" w:eastAsia="Yu Gothic" w:hAnsi="Yu Gothic" w:cs="Yu Gothic" w:hint="eastAsia"/>
+          <w:sz w:val="32"/>
+          <w:szCs w:val="32"/>
+        </w:rPr>
+      </w:pPr>
+      <w:r>
+        <w:rPr>
+          <w:rFonts w:ascii="Yu Gothic" w:eastAsia="Yu Gothic" w:hAnsi="Yu Gothic" w:cs="Yu Gothic"/>
+          <w:sz w:val="32"/>
+          <w:szCs w:val="32"/>
+        </w:rPr>
+        <w:t>關於地球的毀滅與月球的撤離，情形正如我剛才所描述的那樣</w:t>
+      </w:r>
+      <w:r>
+        <w:rPr>
+          <w:rFonts w:ascii="Yu Gothic" w:eastAsia="Yu Gothic" w:hAnsi="Yu Gothic" w:cs="Yu Gothic" w:hint="eastAsia"/>
+          <w:sz w:val="32"/>
+          <w:szCs w:val="32"/>
+        </w:rPr>
+        <w:t>。</w:t>
+      </w:r>
+      <w:bookmarkStart w:id="0" w:name="_GoBack"/>
+      <w:bookmarkEnd w:id="0"/>
     </w:p>
     <w:p>
       <w:pPr>
@@ -7432,7 +7391,23 @@
           <w:szCs w:val="32"/>
         </w:rPr>
         <w:lastRenderedPageBreak/>
-        <w:t>制地球。當時的地心文明，儘管可能已不如遠古黃金時代那般強大，仍必須挺身而出，為保護共同的家園而戰。在那場保衛地球的戰鬥中，月球再次 đứng在了前線，如同一座堡壘，一個巨大的守護者。那樣的戰鬥無疑是極其慘烈的，月球也因此遭受了更多的損失，影響了其防禦系統及剩餘的功能。</w:t>
+        <w:t>制地球。當時的地心文明，儘管可能已不如遠古黃金時代那般強大，仍必須挺身而出，為保護共同的家園而戰。在那場保衛地球的戰鬥中，月球再次</w:t>
+      </w:r>
+      <w:r>
+        <w:rPr>
+          <w:rFonts w:ascii="Yu Gothic" w:eastAsia="Yu Gothic" w:hAnsi="Yu Gothic" w:cs="Yu Gothic"/>
+          <w:sz w:val="32"/>
+          <w:szCs w:val="32"/>
+        </w:rPr>
+        <w:t>站在</w:t>
+      </w:r>
+      <w:r>
+        <w:rPr>
+          <w:rFonts w:ascii="Yu Gothic" w:eastAsia="Yu Gothic" w:hAnsi="Yu Gothic" w:cs="Yu Gothic" w:hint="eastAsia"/>
+          <w:sz w:val="32"/>
+          <w:szCs w:val="32"/>
+        </w:rPr>
+        <w:t>在了前線，如同一座堡壘，一個巨大的守護者。那樣的戰鬥無疑是極其慘烈的，月球也因此遭受了更多的損失，影響了其防禦系統及剩餘的功能。</w:t>
       </w:r>
     </w:p>
     <w:p>
@@ -7656,25 +7631,6 @@
           <w:szCs w:val="32"/>
         </w:rPr>
         <w:t>〔莫漢先生停頓了一下，然後回到傑克・沃斯的問題上。〕</w:t>
-      </w:r>
-    </w:p>
-    <w:p>
-      <w:pPr>
-        <w:pStyle w:val="NormalWeb"/>
-        <w:jc w:val="both"/>
-        <w:rPr>
-          <w:rFonts w:ascii="Yu Gothic" w:eastAsia="Yu Gothic" w:hAnsi="Yu Gothic" w:cs="Yu Gothic"/>
-          <w:sz w:val="32"/>
-          <w:szCs w:val="32"/>
-        </w:rPr>
-      </w:pPr>
-      <w:r>
-        <w:rPr>
-          <w:rFonts w:ascii="Yu Gothic" w:eastAsia="Yu Gothic" w:hAnsi="Yu Gothic" w:cs="Yu Gothic" w:hint="eastAsia"/>
-          <w:sz w:val="32"/>
-          <w:szCs w:val="32"/>
-        </w:rPr>
-        <w:t>關於您對地球內部世界的提問。</w:t>
       </w:r>
     </w:p>
     <w:p>
@@ -10717,18 +10673,8 @@
           <w:sz w:val="32"/>
           <w:szCs w:val="32"/>
         </w:rPr>
-        <w:t>這確實是另一個觸動人心的故事… 但如果我們認識到地球這一切都是由神所創造，那也就不會太過驚訝了</w:t>
-      </w:r>
-      <w:bookmarkStart w:id="0" w:name="_GoBack"/>
-      <w:r>
-        <w:rPr>
-          <w:rFonts w:ascii="Yu Gothic" w:eastAsia="Yu Gothic" w:hAnsi="Yu Gothic" w:cs="Yu Gothic" w:hint="eastAsia"/>
-          <w:sz w:val="32"/>
-          <w:szCs w:val="32"/>
-        </w:rPr>
-        <w:t>…</w:t>
-      </w:r>
-      <w:bookmarkEnd w:id="0"/>
+        <w:t>這確實是另一個觸動人心的故事… 但如果我們認識到地球這一切都是由神所創造，那也就不會太過驚訝了…</w:t>
+      </w:r>
     </w:p>
     <w:p>
       <w:pPr>
@@ -18611,7 +18557,23 @@
           <w:sz w:val="32"/>
           <w:szCs w:val="32"/>
         </w:rPr>
-        <w:t>這些工程，以及許多其他工程（如復活節島的摩艾石像、秘魯的納斯卡線、古城薩克塞華マン…），通常顯示出一種技術水平、勞動組織能力和對自然科學的理解，似乎遠遠超出了正統年</w:t>
+        <w:t>這些工程，以及許多其他工程（如復活節島的摩艾石像、秘魯的納斯卡線、古城薩克塞華</w:t>
+      </w:r>
+      <w:r>
+        <w:rPr>
+          <w:rFonts w:ascii="Yu Gothic" w:eastAsia="Yu Gothic" w:hAnsi="Yu Gothic" w:cs="Yu Gothic" w:hint="eastAsia"/>
+          <w:sz w:val="32"/>
+          <w:szCs w:val="32"/>
+        </w:rPr>
+        <w:t>曼</w:t>
+      </w:r>
+      <w:r>
+        <w:rPr>
+          <w:rFonts w:ascii="Yu Gothic" w:eastAsia="Yu Gothic" w:hAnsi="Yu Gothic" w:cs="Yu Gothic" w:hint="eastAsia"/>
+          <w:sz w:val="32"/>
+          <w:szCs w:val="32"/>
+        </w:rPr>
+        <w:t>…），通常顯示出一種技術水平、勞動組織能力和對自然科學的理解，似乎遠遠超出了正統年</w:t>
       </w:r>
       <w:r>
         <w:rPr>
@@ -27138,6 +27100,34 @@
         </w:rPr>
         <w:t xml:space="preserve">– 千劫已過 (Thousand Lives) </w:t>
       </w:r>
+    </w:p>
+    <w:p>
+      <w:pPr>
+        <w:pStyle w:val="NormalWeb"/>
+        <w:rPr>
+          <w:rFonts w:ascii="Yu Gothic" w:eastAsia="Yu Gothic" w:hAnsi="Yu Gothic" w:cs="Yu Gothic"/>
+          <w:sz w:val="32"/>
+          <w:szCs w:val="32"/>
+        </w:rPr>
+      </w:pPr>
+      <w:r>
+        <w:rPr>
+          <w:rFonts w:ascii="Yu Gothic" w:eastAsia="Yu Gothic" w:hAnsi="Yu Gothic" w:cs="Yu Gothic" w:hint="eastAsia"/>
+          <w:sz w:val="32"/>
+          <w:szCs w:val="32"/>
+        </w:rPr>
+        <w:t>– 大霹靂之外的宇宙 (The Universe Beyond The Big Bang)</w:t>
+      </w:r>
+    </w:p>
+    <w:p>
+      <w:pPr>
+        <w:pStyle w:val="NormalWeb"/>
+        <w:rPr>
+          <w:rFonts w:ascii="Yu Gothic" w:eastAsia="Yu Gothic" w:hAnsi="Yu Gothic" w:cs="Yu Gothic"/>
+          <w:sz w:val="32"/>
+          <w:szCs w:val="32"/>
+        </w:rPr>
+      </w:pPr>
     </w:p>
     <w:p>
       <w:pPr>
@@ -27343,7 +27333,7 @@
             <w:sz w:val="24"/>
             <w:szCs w:val="24"/>
           </w:rPr>
-          <w:t>181</w:t>
+          <w:t>119</w:t>
         </w:r>
         <w:r>
           <w:rPr>
